--- a/Sprint20260921-20261002/HERO-68771_20260930_120214.docx
+++ b/Sprint20260921-20261002/HERO-68771_20260930_120214.docx
@@ -2431,232 +2431,6 @@
         <w:t>: Windows workstation and Android mobile device (Calling Queue operations)</w:t>
       </w:r>
     </w:p>
-    <w:p>
-      <w:pPr>
-        <w:spacing w:before="200" w:after="120"/>
-      </w:pPr>
-      <w:r>
-        <w:rPr>
-          <w:rFonts w:ascii="Arial" w:hAnsi="Arial" w:eastAsia="Arial" w:cs="Arial"/>
-          <w:b/>
-          <w:color w:val="000000"/>
-          <w:sz w:val="26"/>
-          <w:u w:val="single"/>
-        </w:rPr>
-        <w:t>Appendix</w:t>
-      </w:r>
-    </w:p>
-    <w:p>
-      <w:pPr>
-        <w:spacing w:before="0" w:after="80"/>
-      </w:pPr>
-      <w:r>
-        <w:rPr>
-          <w:rFonts w:ascii="Arial" w:hAnsi="Arial" w:eastAsia="Arial" w:cs="Arial"/>
-          <w:b/>
-          <w:color w:val="000000"/>
-          <w:sz w:val="20"/>
-          <w:u w:val="none"/>
-        </w:rPr>
-        <w:t>Issue Key:</w:t>
-      </w:r>
-      <w:r>
-        <w:rPr>
-          <w:rFonts w:ascii="Arial" w:hAnsi="Arial" w:eastAsia="Arial" w:cs="Arial"/>
-          <w:b w:val="0"/>
-          <w:color w:val="000000"/>
-          <w:sz w:val="20"/>
-          <w:u w:val="none"/>
-        </w:rPr>
-        <w:t xml:space="preserve"> HERO-68771</w:t>
-      </w:r>
-    </w:p>
-    <w:p>
-      <w:pPr>
-        <w:spacing w:before="0" w:after="80"/>
-      </w:pPr>
-      <w:r>
-        <w:rPr>
-          <w:rFonts w:ascii="Arial" w:hAnsi="Arial" w:eastAsia="Arial" w:cs="Arial"/>
-          <w:b/>
-          <w:color w:val="000000"/>
-          <w:sz w:val="20"/>
-          <w:u w:val="none"/>
-        </w:rPr>
-        <w:t>Summary:</w:t>
-      </w:r>
-      <w:r>
-        <w:rPr>
-          <w:rFonts w:ascii="Arial" w:hAnsi="Arial" w:eastAsia="Arial" w:cs="Arial"/>
-          <w:b w:val="0"/>
-          <w:color w:val="000000"/>
-          <w:sz w:val="20"/>
-          <w:u w:val="none"/>
-        </w:rPr>
-        <w:t xml:space="preserve"> Audit Log-POS module-Type "Change status"- show calling no. status change from XX to YY</w:t>
-      </w:r>
-    </w:p>
-    <w:p>
-      <w:pPr>
-        <w:spacing w:before="0" w:after="80"/>
-      </w:pPr>
-      <w:r>
-        <w:rPr>
-          <w:rFonts w:ascii="Arial" w:hAnsi="Arial" w:eastAsia="Arial" w:cs="Arial"/>
-          <w:b/>
-          <w:color w:val="000000"/>
-          <w:sz w:val="20"/>
-          <w:u w:val="none"/>
-        </w:rPr>
-        <w:t>Component:</w:t>
-      </w:r>
-      <w:r>
-        <w:rPr>
-          <w:rFonts w:ascii="Arial" w:hAnsi="Arial" w:eastAsia="Arial" w:cs="Arial"/>
-          <w:b w:val="0"/>
-          <w:color w:val="000000"/>
-          <w:sz w:val="20"/>
-          <w:u w:val="none"/>
-        </w:rPr>
-        <w:t xml:space="preserve"> REPORTS</w:t>
-      </w:r>
-    </w:p>
-    <w:p>
-      <w:pPr>
-        <w:spacing w:before="0" w:after="80"/>
-      </w:pPr>
-      <w:r>
-        <w:rPr>
-          <w:rFonts w:ascii="Arial" w:hAnsi="Arial" w:eastAsia="Arial" w:cs="Arial"/>
-          <w:b/>
-          <w:color w:val="000000"/>
-          <w:sz w:val="20"/>
-          <w:u w:val="none"/>
-        </w:rPr>
-        <w:t>Sprint:</w:t>
-      </w:r>
-      <w:r>
-        <w:rPr>
-          <w:rFonts w:ascii="Arial" w:hAnsi="Arial" w:eastAsia="Arial" w:cs="Arial"/>
-          <w:b w:val="0"/>
-          <w:color w:val="000000"/>
-          <w:sz w:val="20"/>
-          <w:u w:val="none"/>
-        </w:rPr>
-        <w:t xml:space="preserve"> Report - 20260921-20261002</w:t>
-      </w:r>
-    </w:p>
-    <w:p>
-      <w:pPr>
-        <w:spacing w:before="0" w:after="80"/>
-      </w:pPr>
-      <w:r>
-        <w:rPr>
-          <w:rFonts w:ascii="Arial" w:hAnsi="Arial" w:eastAsia="Arial" w:cs="Arial"/>
-          <w:b/>
-          <w:color w:val="000000"/>
-          <w:sz w:val="20"/>
-          <w:u w:val="none"/>
-        </w:rPr>
-        <w:t>Acceptance Criteria (from JIRA):</w:t>
-      </w:r>
-    </w:p>
-    <w:p>
-      <w:pPr>
-        <w:spacing w:before="0" w:after="40"/>
-        <w:ind w:left="360" w:hanging="240"/>
-      </w:pPr>
-      <w:r>
-        <w:rPr>
-          <w:rFonts w:ascii="Arial" w:hAnsi="Arial" w:eastAsia="Arial" w:cs="Arial"/>
-          <w:b w:val="0"/>
-          <w:color w:val="000000"/>
-          <w:sz w:val="20"/>
-          <w:u w:val="none"/>
-        </w:rPr>
-        <w:t>1. Based on HERO-59496 and HERO-63866, add a message to clarify the calling number status change from XXX to YYY, including undo actions.</w:t>
-      </w:r>
-    </w:p>
-    <w:p>
-      <w:pPr>
-        <w:spacing w:before="0" w:after="40"/>
-        <w:ind w:left="360" w:hanging="240"/>
-      </w:pPr>
-      <w:r>
-        <w:rPr>
-          <w:rFonts w:ascii="Arial" w:hAnsi="Arial" w:eastAsia="Arial" w:cs="Arial"/>
-          <w:b w:val="0"/>
-          <w:color w:val="000000"/>
-          <w:sz w:val="20"/>
-          <w:u w:val="none"/>
-        </w:rPr>
-        <w:t>2. Add a new Extra Information row on type change_status: ainf_variable = cnum_status, label = Status Change, value = "from {XX} to {YY}", where XX is the previous calling number status display name and YY is the new status display name.</w:t>
-      </w:r>
-    </w:p>
-    <w:p>
-      <w:pPr>
-        <w:spacing w:before="0" w:after="40"/>
-        <w:ind w:left="360" w:hanging="240"/>
-      </w:pPr>
-      <w:r>
-        <w:rPr>
-          <w:rFonts w:ascii="Arial" w:hAnsi="Arial" w:eastAsia="Arial" w:cs="Arial"/>
-          <w:b w:val="0"/>
-          <w:color w:val="000000"/>
-          <w:sz w:val="20"/>
-          <w:u w:val="none"/>
-        </w:rPr>
-        <w:t>3. Location: Audit Log Record → Extra Information, in the same block as Calling Queue Id / Call Number / Triggered By.</w:t>
-      </w:r>
-    </w:p>
-    <w:p>
-      <w:pPr>
-        <w:spacing w:before="0" w:after="40"/>
-        <w:ind w:left="360" w:hanging="240"/>
-      </w:pPr>
-      <w:r>
-        <w:rPr>
-          <w:rFonts w:ascii="Arial" w:hAnsi="Arial" w:eastAsia="Arial" w:cs="Arial"/>
-          <w:b w:val="0"/>
-          <w:color w:val="000000"/>
-          <w:sz w:val="20"/>
-          <w:u w:val="none"/>
-        </w:rPr>
-        <w:t>4. Existing Extra Information (calling_queue_id, call_number, triggered_by) stays unchanged.</w:t>
-      </w:r>
-    </w:p>
-    <w:p>
-      <w:pPr>
-        <w:spacing w:before="0" w:after="40"/>
-        <w:ind w:left="360" w:hanging="240"/>
-      </w:pPr>
-      <w:r>
-        <w:rPr>
-          <w:rFonts w:ascii="Arial" w:hAnsi="Arial" w:eastAsia="Arial" w:cs="Arial"/>
-          <w:b w:val="0"/>
-          <w:color w:val="000000"/>
-          <w:sz w:val="20"/>
-          <w:u w:val="none"/>
-        </w:rPr>
-        <w:t>5. Description stays "Change the status of the call number"; do not put from/to in Description.</w:t>
-      </w:r>
-    </w:p>
-    <w:p>
-      <w:pPr>
-        <w:spacing w:before="0" w:after="40"/>
-        <w:ind w:left="360" w:hanging="240"/>
-      </w:pPr>
-      <w:r>
-        <w:rPr>
-          <w:rFonts w:ascii="Arial" w:hAnsi="Arial" w:eastAsia="Arial" w:cs="Arial"/>
-          <w:b w:val="0"/>
-          <w:color w:val="000000"/>
-          <w:sz w:val="20"/>
-          <w:u w:val="none"/>
-        </w:rPr>
-        <w:t>6. Examples: Preparing → Ready to pickup ("from preparing to ready to pickup"); Ready to pickup → Pickup already ("from ready to pickup to pickup already"); undo Ready to pickup → Preparing ("from ready to pickup to preparing"); undo Pickup already → Ready to pickup ("from pickup already to ready to pickup").</w:t>
-      </w:r>
-    </w:p>
     <w:sectPr>
       <w:pgSz w:w="12240" w:h="15840"/>
       <w:pgMar w:top="1440" w:right="1800" w:bottom="1440" w:left="1800" w:header="720" w:footer="720" w:gutter="0"/>
